--- a/templates/base_cv.docx
+++ b/templates/base_cv.docx
@@ -31,12 +31,12 @@
           <wp:anchor allowOverlap="1" behindDoc="0" distB="114300" distT="114300" distL="114300" distR="114300" hidden="0" layoutInCell="1" locked="0" relativeHeight="0" simplePos="0">
             <wp:simplePos x="0" y="0"/>
             <wp:positionH relativeFrom="column">
-              <wp:posOffset>4</wp:posOffset>
+              <wp:posOffset>1</wp:posOffset>
             </wp:positionH>
             <wp:positionV relativeFrom="paragraph">
               <wp:posOffset>114300</wp:posOffset>
             </wp:positionV>
-            <wp:extent cx="831912" cy="823913"/>
+            <wp:extent cx="828675" cy="836720"/>
             <wp:effectExtent b="0" l="0" r="0" t="0"/>
             <wp:wrapSquare wrapText="bothSides" distB="114300" distT="114300" distL="114300" distR="114300"/>
             <wp:docPr id="1" name="image1.png"/>
@@ -49,7 +49,7 @@
                   </pic:nvPicPr>
                   <pic:blipFill>
                     <a:blip r:embed="rId6"/>
-                    <a:srcRect b="0" l="0" r="0" t="0"/>
+                    <a:srcRect b="0" l="481" r="481" t="0"/>
                     <a:stretch>
                       <a:fillRect/>
                     </a:stretch>
@@ -57,7 +57,7 @@
                   <pic:spPr>
                     <a:xfrm>
                       <a:off x="0" y="0"/>
-                      <a:ext cx="831912" cy="823913"/>
+                      <a:ext cx="828675" cy="836720"/>
                     </a:xfrm>
                     <a:prstGeom prst="rect"/>
                     <a:ln/>
@@ -97,59 +97,14 @@
           <w:szCs w:val="26"/>
           <w:rtl w:val="0"/>
         </w:rPr>
-        <w:t xml:space="preserve">    </w:t>
-      </w:r>
-    </w:p>
-    <w:p>
-      <w:pPr>
-        <w:pBdr>
-          <w:top w:space="0" w:sz="0" w:val="nil"/>
-          <w:left w:space="0" w:sz="0" w:val="nil"/>
-          <w:bottom w:space="0" w:sz="0" w:val="nil"/>
-          <w:right w:space="0" w:sz="0" w:val="nil"/>
-          <w:between w:space="0" w:sz="0" w:val="nil"/>
-        </w:pBdr>
-        <w:spacing w:before="91" w:lineRule="auto"/>
-        <w:ind w:left="-425" w:right="-156" w:firstLine="570"/>
-        <w:jc w:val="center"/>
-        <w:rPr>
-          <w:rFonts w:ascii="Calibri" w:cs="Calibri" w:eastAsia="Calibri" w:hAnsi="Calibri"/>
-          <w:color w:val="000000"/>
-        </w:rPr>
-      </w:pPr>
-      <w:r>
-        <w:rPr>
-          <w:rFonts w:ascii="Calibri" w:cs="Calibri" w:eastAsia="Calibri" w:hAnsi="Calibri"/>
-          <w:b w:val="1"/>
-          <w:bCs w:val="1"/>
-          <w:sz w:val="26"/>
-          <w:szCs w:val="26"/>
-          <w:rtl w:val="0"/>
-        </w:rPr>
-        <w:t xml:space="preserve">Lucas PERTUSA</w:t>
-      </w:r>
-      <w:r>
-        <w:rPr>
-          <w:rFonts w:ascii="Calibri" w:cs="Calibri" w:eastAsia="Calibri" w:hAnsi="Calibri"/>
-          <w:color w:val="000000"/>
-          <w:rtl w:val="0"/>
-        </w:rPr>
-        <w:t xml:space="preserve">  </w:t>
-      </w:r>
-      <w:r>
-        <w:rPr>
-          <w:rFonts w:ascii="Calibri" w:cs="Calibri" w:eastAsia="Calibri" w:hAnsi="Calibri"/>
-          <w:rtl w:val="0"/>
-        </w:rPr>
-        <w:t xml:space="preserve">Clamart 92</w:t>
-      </w:r>
-      <w:r>
-        <w:rPr>
-          <w:rFonts w:ascii="Calibri" w:cs="Calibri" w:eastAsia="Calibri" w:hAnsi="Calibri"/>
-          <w:color w:val="000000"/>
-          <w:rtl w:val="0"/>
-        </w:rPr>
-        <w:t xml:space="preserve"> • </w:t>
+        <w:t xml:space="preserve">           Lucas PERTUSA</w:t>
+      </w:r>
+      <w:r>
+        <w:rPr>
+          <w:rFonts w:ascii="Calibri" w:cs="Calibri" w:eastAsia="Calibri" w:hAnsi="Calibri"/>
+          <w:rtl w:val="0"/>
+        </w:rPr>
+        <w:t xml:space="preserve">  Clamart 92 • </w:t>
       </w:r>
       <w:hyperlink r:id="rId7">
         <w:r>
@@ -165,10 +120,14 @@
       <w:r>
         <w:rPr>
           <w:rFonts w:ascii="Calibri" w:cs="Calibri" w:eastAsia="Calibri" w:hAnsi="Calibri"/>
-          <w:color w:val="000000"/>
           <w:rtl w:val="0"/>
         </w:rPr>
         <w:t xml:space="preserve"> • +33 07 66 40 32 00</w:t>
+      </w:r>
+      <w:r>
+        <w:rPr>
+          <w:rtl w:val="0"/>
+        </w:rPr>
       </w:r>
     </w:p>
     <w:p>
@@ -200,6 +159,36 @@
           <w:rtl w:val="0"/>
         </w:rPr>
         <w:t xml:space="preserve">Éducation</w:t>
+      </w:r>
+    </w:p>
+    <w:p>
+      <w:pPr>
+        <w:pStyle w:val="Heading1"/>
+        <w:ind w:left="0" w:firstLine="0"/>
+        <w:jc w:val="left"/>
+        <w:rPr>
+          <w:rFonts w:ascii="Calibri" w:cs="Calibri" w:eastAsia="Calibri" w:hAnsi="Calibri"/>
+        </w:rPr>
+      </w:pPr>
+      <w:r>
+        <w:rPr>
+          <w:rtl w:val="0"/>
+        </w:rPr>
+      </w:r>
+    </w:p>
+    <w:p>
+      <w:pPr>
+        <w:pStyle w:val="Heading1"/>
+        <w:ind w:left="0" w:firstLine="0"/>
+        <w:jc w:val="left"/>
+        <w:rPr>
+          <w:rFonts w:ascii="Calibri" w:cs="Calibri" w:eastAsia="Calibri" w:hAnsi="Calibri"/>
+        </w:rPr>
+      </w:pPr>
+      <w:r>
+        <w:rPr>
+          <w:rtl w:val="0"/>
+        </w:rPr>
       </w:r>
     </w:p>
     <w:p>
@@ -534,9 +523,7 @@
           <w:bCs w:val="1"/>
         </w:rPr>
       </w:pPr>
-      <w:r>
-        <w:br w:type="column"/>
-      </w:r>
+      <w:r/>
       <w:r>
         <w:rPr>
           <w:rtl w:val="0"/>
@@ -572,11 +559,7 @@
           <w:type w:val="continuous"/>
           <w:pgSz w:h="15840" w:w="12240" w:orient="portrait"/>
           <w:pgMar w:bottom="280" w:top="1280" w:left="600" w:right="630" w:header="720" w:footer="720"/>
-          <w:cols w:equalWidth="0" w:num="3">
-            <w:col w:space="0" w:w="3670"/>
-            <w:col w:space="0" w:w="3670"/>
-            <w:col w:space="0" w:w="3670"/>
-          </w:cols>
+          <w:cols w:equalWidth="0" w:num="1"/>
         </w:sectPr>
       </w:pPr>
       <w:r>

--- a/templates/base_cv.docx
+++ b/templates/base_cv.docx
@@ -11,8 +11,9 @@
           <w:right w:space="0" w:sz="0" w:val="nil"/>
           <w:between w:space="0" w:sz="0" w:val="nil"/>
         </w:pBdr>
-        <w:spacing w:before="91" w:lineRule="auto"/>
-        <w:ind w:right="-156"/>
+        <w:spacing w:before="0" w:lineRule="auto"/>
+        <w:ind w:right="0" w:left="0" w:firstLine="0"/>
+        <w:jc w:val="center"/>
         <w:rPr>
           <w:rFonts w:ascii="Calibri" w:cs="Calibri" w:eastAsia="Calibri" w:hAnsi="Calibri"/>
           <w:b w:val="1"/>
@@ -23,8 +24,14 @@
       </w:pPr>
       <w:r>
         <w:rPr>
-          <w:rtl w:val="0"/>
-        </w:rPr>
+          <w:rFonts w:ascii="Calibri" w:cs="Calibri" w:eastAsia="Calibri" w:hAnsi="Calibri"/>
+          <w:b/>
+          <w:bCs w:val="1"/>
+          <w:sz w:val="25"/>
+          <w:szCs w:val="26"/>
+          <w:rtl w:val="0"/>
+        </w:rPr>
+        <w:t>[[CV_HEADLINE]]</w:t>
       </w:r>
       <w:r>
         <w:drawing>
@@ -38,7 +45,7 @@
             </wp:positionV>
             <wp:extent cx="828675" cy="836720"/>
             <wp:effectExtent b="0" l="0" r="0" t="0"/>
-            <wp:wrapSquare wrapText="bothSides" distB="114300" distT="114300" distL="114300" distR="114300"/>
+            <wp:wrapNone/>
             <wp:docPr id="1" name="image1.png"/>
             <a:graphic>
               <a:graphicData uri="http://schemas.openxmlformats.org/drawingml/2006/picture">
@@ -78,8 +85,9 @@
           <w:right w:space="0" w:sz="0" w:val="nil"/>
           <w:between w:space="0" w:sz="0" w:val="nil"/>
         </w:pBdr>
-        <w:spacing w:before="91" w:lineRule="auto"/>
-        <w:ind w:left="-425" w:right="-156" w:firstLine="570"/>
+        <w:spacing w:before="0" w:lineRule="auto" w:after="800"/>
+        <w:ind w:left="0" w:right="0" w:firstLine="0"/>
+        <w:jc w:val="center"/>
         <w:rPr>
           <w:rFonts w:ascii="Calibri" w:cs="Calibri" w:eastAsia="Calibri" w:hAnsi="Calibri"/>
           <w:b w:val="1"/>
@@ -91,17 +99,18 @@
       <w:r>
         <w:rPr>
           <w:rFonts w:ascii="Calibri" w:cs="Calibri" w:eastAsia="Calibri" w:hAnsi="Calibri"/>
-          <w:b w:val="1"/>
-          <w:bCs w:val="1"/>
-          <w:sz w:val="26"/>
+          <w:b/>
+          <w:bCs w:val="1"/>
+          <w:sz w:val="23"/>
           <w:szCs w:val="26"/>
           <w:rtl w:val="0"/>
         </w:rPr>
-        <w:t xml:space="preserve">           Lucas PERTUSA</w:t>
-      </w:r>
-      <w:r>
-        <w:rPr>
-          <w:rFonts w:ascii="Calibri" w:cs="Calibri" w:eastAsia="Calibri" w:hAnsi="Calibri"/>
+        <w:t>Lucas PERTUSA</w:t>
+      </w:r>
+      <w:r>
+        <w:rPr>
+          <w:rFonts w:ascii="Calibri" w:cs="Calibri" w:eastAsia="Calibri" w:hAnsi="Calibri"/>
+          <w:sz w:val="23"/>
           <w:rtl w:val="0"/>
         </w:rPr>
         <w:t xml:space="preserve">  Clamart 92 • </w:t>
@@ -120,12 +129,15 @@
       <w:r>
         <w:rPr>
           <w:rFonts w:ascii="Calibri" w:cs="Calibri" w:eastAsia="Calibri" w:hAnsi="Calibri"/>
+          <w:sz w:val="23"/>
           <w:rtl w:val="0"/>
         </w:rPr>
         <w:t xml:space="preserve"> • +33 07 66 40 32 00</w:t>
       </w:r>
       <w:r>
         <w:rPr>
+          <w:rFonts w:ascii="Calibri" w:hAnsi="Calibri" w:eastAsia="Calibri" w:cs="Calibri"/>
+          <w:sz w:val="23"/>
           <w:rtl w:val="0"/>
         </w:rPr>
       </w:r>
@@ -133,7 +145,8 @@
     <w:p>
       <w:pPr>
         <w:pStyle w:val="Heading1"/>
-        <w:ind w:left="4320" w:firstLine="720"/>
+        <w:spacing w:before="80" w:after="40"/>
+        <w:ind w:left="0" w:right="0" w:firstLine="0"/>
         <w:jc w:val="center"/>
         <w:rPr>
           <w:rFonts w:ascii="Calibri" w:cs="Calibri" w:eastAsia="Calibri" w:hAnsi="Calibri"/>
@@ -141,91 +154,32 @@
       </w:pPr>
       <w:r>
         <w:rPr>
-          <w:rtl w:val="0"/>
-        </w:rPr>
+          <w:rFonts w:ascii="Calibri" w:cs="Calibri" w:eastAsia="Calibri" w:hAnsi="Calibri"/>
+          <w:b/>
+          <w:sz w:val="22"/>
+          <w:rtl w:val="0"/>
+        </w:rPr>
+        <w:t>Éducation</w:t>
       </w:r>
     </w:p>
     <w:p>
       <w:pPr>
         <w:pStyle w:val="Heading1"/>
-        <w:ind w:left="4320" w:firstLine="720"/>
-        <w:rPr>
-          <w:rFonts w:ascii="Calibri" w:cs="Calibri" w:eastAsia="Calibri" w:hAnsi="Calibri"/>
-        </w:rPr>
-      </w:pPr>
-      <w:r>
-        <w:rPr>
-          <w:rFonts w:ascii="Calibri" w:cs="Calibri" w:eastAsia="Calibri" w:hAnsi="Calibri"/>
-          <w:rtl w:val="0"/>
-        </w:rPr>
-        <w:t xml:space="preserve">Éducation</w:t>
-      </w:r>
-    </w:p>
-    <w:p>
-      <w:pPr>
-        <w:pStyle w:val="Heading1"/>
-        <w:ind w:left="0" w:firstLine="0"/>
-        <w:jc w:val="left"/>
-        <w:rPr>
-          <w:rFonts w:ascii="Calibri" w:cs="Calibri" w:eastAsia="Calibri" w:hAnsi="Calibri"/>
-        </w:rPr>
-      </w:pPr>
-      <w:r>
-        <w:rPr>
-          <w:rtl w:val="0"/>
-        </w:rPr>
-      </w:r>
-    </w:p>
-    <w:p>
-      <w:pPr>
-        <w:pStyle w:val="Heading1"/>
-        <w:ind w:left="0" w:firstLine="0"/>
-        <w:jc w:val="left"/>
-        <w:rPr>
-          <w:rFonts w:ascii="Calibri" w:cs="Calibri" w:eastAsia="Calibri" w:hAnsi="Calibri"/>
-        </w:rPr>
-      </w:pPr>
-      <w:r>
-        <w:rPr>
-          <w:rtl w:val="0"/>
-        </w:rPr>
-      </w:r>
-    </w:p>
-    <w:p>
-      <w:pPr>
-        <w:pStyle w:val="Heading1"/>
-        <w:ind w:left="0" w:firstLine="0"/>
+        <w:spacing w:before="0" w:after="20"/>
+        <w:ind w:left="0" w:right="0" w:firstLine="0"/>
         <w:jc w:val="center"/>
         <w:rPr>
           <w:rFonts w:ascii="Calibri" w:cs="Calibri" w:eastAsia="Calibri" w:hAnsi="Calibri"/>
-          <w:b w:val="1"/>
-          <w:bCs w:val="1"/>
-        </w:rPr>
-      </w:pPr>
-      <w:r>
-        <w:rPr>
-          <w:rFonts w:ascii="Calibri" w:cs="Calibri" w:eastAsia="Calibri" w:hAnsi="Calibri"/>
-          <w:b w:val="1"/>
-          <w:bCs w:val="1"/>
-          <w:rtl w:val="0"/>
-        </w:rPr>
-        <w:t xml:space="preserve">École Supérieure de Publicité ( ESP ) </w:t>
-      </w:r>
-      <w:r>
-        <w:rPr>
-          <w:rFonts w:ascii="Calibri" w:cs="Calibri" w:eastAsia="Calibri" w:hAnsi="Calibri"/>
-          <w:rtl w:val="0"/>
-        </w:rPr>
-        <w:t xml:space="preserve">– Paris 16</w:t>
-      </w:r>
-      <w:r>
-        <w:rPr>
-          <w:rFonts w:ascii="Calibri" w:cs="Calibri" w:eastAsia="Calibri" w:hAnsi="Calibri"/>
-          <w:b w:val="1"/>
-          <w:bCs w:val="1"/>
-          <w:rtl w:val="0"/>
-        </w:rPr>
-        <w:tab/>
+        </w:rPr>
+      </w:pPr>
+      <w:r>
+        <w:rPr>
+          <w:rFonts w:ascii="Calibri" w:cs="Calibri" w:eastAsia="Calibri" w:hAnsi="Calibri"/>
+          <w:b w:val="0"/>
+          <w:sz w:val="20"/>
+          <w:rtl w:val="0"/>
+        </w:rPr>
+        <w:t>École Supérieure de Publicité (ESP) – Paris 16</w:t>
       </w:r>
     </w:p>
     <w:p>
@@ -240,8 +194,8 @@
         <w:tabs>
           <w:tab w:val="left" w:leader="none" w:pos="9459"/>
         </w:tabs>
-        <w:spacing w:before="11" w:line="249" w:lineRule="auto"/>
-        <w:ind w:left="0" w:right="118" w:firstLine="0"/>
+        <w:spacing w:before="0" w:line="249" w:lineRule="auto" w:after="20"/>
+        <w:ind w:left="0" w:right="0" w:firstLine="0"/>
         <w:jc w:val="center"/>
         <w:rPr>
           <w:rFonts w:ascii="Calibri" w:cs="Calibri" w:eastAsia="Calibri" w:hAnsi="Calibri"/>
@@ -250,39 +204,24 @@
       <w:r>
         <w:rPr>
           <w:rFonts w:ascii="Calibri" w:cs="Calibri" w:eastAsia="Calibri" w:hAnsi="Calibri"/>
-          <w:rtl w:val="0"/>
-        </w:rPr>
-        <w:t xml:space="preserve">Bachelor III - Chef de Projet </w:t>
-      </w:r>
-      <w:r>
-        <w:rPr>
-          <w:rFonts w:ascii="Calibri" w:cs="Calibri" w:eastAsia="Calibri" w:hAnsi="Calibri"/>
-          <w:color w:val="000000"/>
-          <w:rtl w:val="0"/>
-        </w:rPr>
-        <w:t xml:space="preserve"> - Graduation Oct.</w:t>
-      </w:r>
-      <w:r>
-        <w:rPr>
-          <w:rFonts w:ascii="Calibri" w:cs="Calibri" w:eastAsia="Calibri" w:hAnsi="Calibri"/>
-          <w:rtl w:val="0"/>
-        </w:rPr>
-        <w:t xml:space="preserve">2025</w:t>
-      </w:r>
-      <w:r>
-        <w:rPr>
-          <w:rFonts w:ascii="Calibri" w:cs="Calibri" w:eastAsia="Calibri" w:hAnsi="Calibri"/>
-          <w:color w:val="000000"/>
-          <w:rtl w:val="0"/>
-        </w:rPr>
-        <w:t xml:space="preserve"> </w:t>
-      </w:r>
-      <w:r>
-        <w:rPr>
-          <w:rFonts w:ascii="Calibri" w:cs="Calibri" w:eastAsia="Calibri" w:hAnsi="Calibri"/>
-          <w:rtl w:val="0"/>
-        </w:rPr>
-        <w:br w:type="textWrapping"/>
+          <w:b w:val="0"/>
+          <w:sz w:val="20"/>
+          <w:rtl w:val="0"/>
+        </w:rPr>
+        <w:t>Bachelor III – Chef de Projet | Diplômé en octobre 2025</w:t>
+      </w:r>
+      <w:r>
+        <w:rPr>
+          <w:rFonts w:ascii="Calibri" w:cs="Calibri" w:eastAsia="Calibri" w:hAnsi="Calibri"/>
+          <w:sz w:val="20"/>
+          <w:szCs w:val="20"/>
+          <w:rtl w:val="0"/>
+        </w:rPr>
+      </w:r>
+      <w:r>
+        <w:rPr>
+          <w:rtl w:val="0"/>
+        </w:rPr>
       </w:r>
     </w:p>
     <w:p>
@@ -290,7 +229,9 @@
         <w:tabs>
           <w:tab w:val="left" w:leader="none" w:pos="9724"/>
         </w:tabs>
-        <w:ind w:left="180" w:right="126" w:firstLine="0"/>
+        <w:spacing w:before="80" w:after="40"/>
+        <w:ind w:left="0" w:right="0" w:firstLine="0"/>
+        <w:jc w:val="center"/>
         <w:rPr>
           <w:rFonts w:ascii="Calibri" w:cs="Calibri" w:eastAsia="Calibri" w:hAnsi="Calibri"/>
           <w:b w:val="1"/>
@@ -300,11 +241,18 @@
       <w:r>
         <w:rPr>
           <w:rFonts w:ascii="Calibri" w:cs="Calibri" w:eastAsia="Calibri" w:hAnsi="Calibri"/>
-          <w:b w:val="1"/>
-          <w:bCs w:val="1"/>
-          <w:rtl w:val="0"/>
-        </w:rPr>
-        <w:t xml:space="preserve">Certifications</w:t>
+          <w:b/>
+          <w:bCs w:val="1"/>
+          <w:sz w:val="22"/>
+          <w:szCs w:val="20"/>
+          <w:rtl w:val="0"/>
+        </w:rPr>
+        <w:t>FORMATIONS &amp; CERTIFICATIONS</w:t>
+      </w:r>
+      <w:r>
+        <w:rPr>
+          <w:rtl w:val="0"/>
+        </w:rPr>
       </w:r>
     </w:p>
     <w:p>
@@ -312,33 +260,33 @@
         <w:tabs>
           <w:tab w:val="left" w:leader="none" w:pos="9724"/>
         </w:tabs>
-        <w:ind w:left="180" w:right="126" w:firstLine="0"/>
-        <w:rPr>
-          <w:rFonts w:ascii="Calibri" w:cs="Calibri" w:eastAsia="Calibri" w:hAnsi="Calibri"/>
-        </w:rPr>
-      </w:pPr>
-      <w:r>
-        <w:rPr>
-          <w:rFonts w:ascii="Calibri" w:cs="Calibri" w:eastAsia="Calibri" w:hAnsi="Calibri"/>
-          <w:b w:val="1"/>
-          <w:bCs w:val="1"/>
-          <w:rtl w:val="0"/>
-        </w:rPr>
-        <w:t xml:space="preserve">[[CERTIFICATION_ENTRIES]]</w:t>
-      </w:r>
-      <w:r>
-        <w:rPr>
-          <w:rFonts w:ascii="Calibri" w:cs="Calibri" w:eastAsia="Calibri" w:hAnsi="Calibri"/>
-          <w:rtl w:val="0"/>
-        </w:rPr>
-        <w:tab/>
-        <w:t xml:space="preserve">      </w:t>
+        <w:spacing w:after="40"/>
+        <w:ind w:left="0" w:right="0" w:firstLine="0"/>
+        <w:rPr>
+          <w:rFonts w:ascii="Calibri" w:cs="Calibri" w:eastAsia="Calibri" w:hAnsi="Calibri"/>
+        </w:rPr>
+      </w:pPr>
+      <w:r>
+        <w:rPr>
+          <w:rFonts w:ascii="Calibri" w:cs="Calibri" w:eastAsia="Calibri" w:hAnsi="Calibri"/>
+          <w:b w:val="0"/>
+          <w:bCs w:val="1"/>
+          <w:sz w:val="20"/>
+          <w:rtl w:val="0"/>
+        </w:rPr>
+        <w:t>[[CERTIFICATION_ENTRIES]]</w:t>
+      </w:r>
+      <w:r>
+        <w:rPr>
+          <w:rFonts w:ascii="Calibri" w:cs="Calibri" w:eastAsia="Calibri" w:hAnsi="Calibri"/>
+          <w:rtl w:val="0"/>
+        </w:rPr>
       </w:r>
     </w:p>
     <w:tbl>
       <w:tblPr>
         <w:tblStyle w:val="Table1"/>
-        <w:tblW w:w="8940.0" w:type="dxa"/>
+        <w:tblW w:w="8940" w:type="dxa"/>
         <w:jc w:val="left"/>
         <w:tblBorders>
           <w:top w:color="000000" w:space="0" w:sz="0" w:val="nil"/>
@@ -374,10 +322,10 @@
               <w:right w:color="000000" w:space="0" w:sz="0" w:val="nil"/>
             </w:tcBorders>
             <w:tcMar>
-              <w:top w:w="20.0" w:type="dxa"/>
-              <w:left w:w="20.0" w:type="dxa"/>
-              <w:bottom w:w="100.0" w:type="dxa"/>
-              <w:right w:w="20.0" w:type="dxa"/>
+              <w:top w:w="20" w:type="dxa"/>
+              <w:left w:w="20" w:type="dxa"/>
+              <w:bottom w:w="100" w:type="dxa"/>
+              <w:right w:w="20" w:type="dxa"/>
             </w:tcMar>
             <w:vAlign w:val="bottom"/>
           </w:tcPr>
@@ -412,8 +360,8 @@
         <w:tabs>
           <w:tab w:val="left" w:leader="none" w:pos="9432"/>
         </w:tabs>
-        <w:spacing w:before="11" w:lineRule="auto"/>
-        <w:ind w:left="120" w:firstLine="0"/>
+        <w:spacing w:before="80" w:lineRule="auto" w:after="40"/>
+        <w:ind w:left="0" w:right="0" w:firstLine="0"/>
         <w:jc w:val="center"/>
         <w:rPr>
           <w:rFonts w:ascii="Calibri" w:cs="Calibri" w:eastAsia="Calibri" w:hAnsi="Calibri"/>
@@ -423,29 +371,28 @@
           <w:sz w:val="16"/>
           <w:szCs w:val="16"/>
         </w:rPr>
-        <w:sectPr>
-          <w:pgSz w:h="15840" w:w="12240" w:orient="portrait"/>
-          <w:pgMar w:bottom="274" w:top="720" w:left="605" w:right="605" w:header="1094" w:footer="720"/>
-          <w:pgNumType w:start="1"/>
-        </w:sectPr>
       </w:pPr>
       <w:bookmarkStart w:colFirst="0" w:colLast="0" w:name="_xer2erdloykb" w:id="0"/>
       <w:bookmarkEnd w:id="0"/>
       <w:r>
         <w:rPr>
           <w:rFonts w:ascii="Calibri" w:cs="Calibri" w:eastAsia="Calibri" w:hAnsi="Calibri"/>
-          <w:rtl w:val="0"/>
-        </w:rPr>
-        <w:t xml:space="preserve">Expériences</w:t>
-      </w:r>
-      <w:r>
-        <w:rPr>
-          <w:rtl w:val="0"/>
-        </w:rPr>
-      </w:r>
-    </w:p>
-    <w:p>
-      <w:pPr>
+          <w:b/>
+          <w:sz w:val="22"/>
+          <w:rtl w:val="0"/>
+        </w:rPr>
+        <w:t>Expériences</w:t>
+      </w:r>
+      <w:r>
+        <w:rPr>
+          <w:rtl w:val="0"/>
+        </w:rPr>
+      </w:r>
+    </w:p>
+    <w:p>
+      <w:pPr>
+        <w:spacing w:before="60" w:after="0"/>
+        <w:ind w:left="0" w:right="0" w:firstLine="0"/>
         <w:rPr>
           <w:rFonts w:ascii="Calibri" w:cs="Calibri" w:eastAsia="Calibri" w:hAnsi="Calibri"/>
           <w:b w:val="1"/>
@@ -455,15 +402,39 @@
       <w:r>
         <w:rPr>
           <w:rFonts w:ascii="Calibri" w:cs="Calibri" w:eastAsia="Calibri" w:hAnsi="Calibri"/>
+          <w:b/>
+          <w:bCs w:val="1"/>
+          <w:sz w:val="20"/>
+          <w:rtl w:val="0"/>
+        </w:rPr>
+        <w:t>[[EXP_1_COMPANY]]</w:t>
+      </w:r>
+    </w:p>
+    <w:p>
+      <w:pPr>
+        <w:spacing w:before="0" w:after="0"/>
+        <w:ind w:left="0" w:right="0" w:firstLine="0"/>
+        <w:rPr>
+          <w:rFonts w:ascii="Calibri" w:cs="Calibri" w:eastAsia="Calibri" w:hAnsi="Calibri"/>
           <w:b w:val="1"/>
           <w:bCs w:val="1"/>
-          <w:rtl w:val="0"/>
-        </w:rPr>
-        <w:t xml:space="preserve">    [[EXP_1_COMPAGNY]]</w:t>
-      </w:r>
-    </w:p>
-    <w:p>
-      <w:pPr>
+        </w:rPr>
+      </w:pPr>
+      <w:r>
+        <w:rPr>
+          <w:rFonts w:ascii="Calibri" w:cs="Calibri" w:eastAsia="Calibri" w:hAnsi="Calibri"/>
+          <w:b/>
+          <w:bCs w:val="1"/>
+          <w:sz w:val="20"/>
+          <w:rtl w:val="0"/>
+        </w:rPr>
+        <w:t>[[EXP_1_POSITION_TITLE]]</w:t>
+      </w:r>
+    </w:p>
+    <w:p>
+      <w:pPr>
+        <w:spacing w:before="0" w:after="0"/>
+        <w:ind w:left="0" w:right="0" w:firstLine="0"/>
         <w:rPr>
           <w:rFonts w:ascii="Calibri" w:cs="Calibri" w:eastAsia="Calibri" w:hAnsi="Calibri"/>
           <w:b w:val="1"/>
@@ -473,32 +444,14 @@
       <w:r>
         <w:rPr>
           <w:rFonts w:ascii="Calibri" w:cs="Calibri" w:eastAsia="Calibri" w:hAnsi="Calibri"/>
-          <w:b w:val="1"/>
-          <w:bCs w:val="1"/>
-          <w:rtl w:val="0"/>
-        </w:rPr>
-        <w:t xml:space="preserve">    [[EXP_1_POSITION_TITLE]]</w:t>
-      </w:r>
-    </w:p>
-    <w:p>
-      <w:pPr>
-        <w:ind w:left="0" w:right="-630" w:firstLine="0"/>
-        <w:rPr>
-          <w:rFonts w:ascii="Calibri" w:cs="Calibri" w:eastAsia="Calibri" w:hAnsi="Calibri"/>
-          <w:b w:val="1"/>
-          <w:bCs w:val="1"/>
-        </w:rPr>
-      </w:pPr>
-      <w:r>
-        <w:rPr>
-          <w:rFonts w:ascii="Calibri" w:cs="Calibri" w:eastAsia="Calibri" w:hAnsi="Calibri"/>
-          <w:b w:val="1"/>
+          <w:b w:val="0"/>
           <w:bCs w:val="1"/>
           <w:color w:val="242424"/>
+          <w:sz w:val="20"/>
           <w:highlight w:val="white"/>
           <w:rtl w:val="0"/>
         </w:rPr>
-        <w:t xml:space="preserve">    </w:t>
+        <w:t>[[EXP_1_LOCATION]] - [[EXP_1_DATES]]</w:t>
       </w:r>
       <w:r>
         <w:rPr>
@@ -506,68 +459,6 @@
           <w:color w:val="242424"/>
           <w:rtl w:val="0"/>
         </w:rPr>
-        <w:t xml:space="preserve">[[EXP_1_LOCATION]]– [[EXP_1_DATES]]</w:t>
-      </w:r>
-      <w:r>
-        <w:rPr>
-          <w:rtl w:val="0"/>
-        </w:rPr>
-      </w:r>
-    </w:p>
-    <w:p>
-      <w:pPr>
-        <w:spacing w:before="91" w:lineRule="auto"/>
-        <w:rPr>
-          <w:rFonts w:ascii="Calibri" w:cs="Calibri" w:eastAsia="Calibri" w:hAnsi="Calibri"/>
-          <w:b w:val="1"/>
-          <w:bCs w:val="1"/>
-        </w:rPr>
-      </w:pPr>
-      <w:r/>
-      <w:r>
-        <w:rPr>
-          <w:rtl w:val="0"/>
-        </w:rPr>
-      </w:r>
-    </w:p>
-    <w:p>
-      <w:pPr>
-        <w:spacing w:before="91" w:lineRule="auto"/>
-        <w:ind w:left="180" w:firstLine="0"/>
-        <w:rPr>
-          <w:rFonts w:ascii="Calibri" w:cs="Calibri" w:eastAsia="Calibri" w:hAnsi="Calibri"/>
-          <w:b w:val="1"/>
-          <w:bCs w:val="1"/>
-        </w:rPr>
-      </w:pPr>
-      <w:r>
-        <w:rPr>
-          <w:rtl w:val="0"/>
-        </w:rPr>
-      </w:r>
-    </w:p>
-    <w:p>
-      <w:pPr>
-        <w:spacing w:before="91" w:lineRule="auto"/>
-        <w:ind w:left="180" w:firstLine="0"/>
-        <w:rPr>
-          <w:rFonts w:ascii="Calibri" w:cs="Calibri" w:eastAsia="Calibri" w:hAnsi="Calibri"/>
-          <w:b w:val="1"/>
-          <w:bCs w:val="1"/>
-        </w:rPr>
-        <w:sectPr>
-          <w:type w:val="continuous"/>
-          <w:pgSz w:h="15840" w:w="12240" w:orient="portrait"/>
-          <w:pgMar w:bottom="280" w:top="1280" w:left="600" w:right="630" w:header="720" w:footer="720"/>
-          <w:cols w:equalWidth="0" w:num="1"/>
-        </w:sectPr>
-      </w:pPr>
-      <w:r>
-        <w:rPr>
-          <w:rFonts w:ascii="Calibri" w:cs="Calibri" w:eastAsia="Calibri" w:hAnsi="Calibri"/>
-          <w:rtl w:val="0"/>
-        </w:rPr>
-        <w:br w:type="textWrapping"/>
       </w:r>
       <w:r>
         <w:rPr>
@@ -585,17 +476,18 @@
           <w:tab w:val="left" w:leader="none" w:pos="839"/>
           <w:tab w:val="left" w:leader="none" w:pos="840"/>
         </w:tabs>
-        <w:spacing w:line="267" w:lineRule="auto"/>
+        <w:spacing w:line="267" w:lineRule="auto" w:before="0" w:after="60"/>
         <w:ind w:left="839" w:hanging="360"/>
         <w:rPr/>
       </w:pPr>
       <w:r>
         <w:rPr>
           <w:rFonts w:ascii="Calibri" w:cs="Calibri" w:eastAsia="Calibri" w:hAnsi="Calibri"/>
-          <w:rtl w:val="0"/>
-        </w:rPr>
-        <w:t xml:space="preserve">[[EXP_1_BULLETS]]</w:t>
-        <w:br w:type="textWrapping"/>
+          <w:b w:val="0"/>
+          <w:sz w:val="20"/>
+          <w:rtl w:val="0"/>
+        </w:rPr>
+        <w:t>[[EXP_1_BULLETS]]</w:t>
       </w:r>
       <w:r>
         <w:rPr>
@@ -612,7 +504,8 @@
           <w:right w:space="0" w:sz="0" w:val="nil"/>
           <w:between w:space="0" w:sz="0" w:val="nil"/>
         </w:pBdr>
-        <w:spacing w:before="10" w:lineRule="auto"/>
+        <w:spacing w:before="60" w:lineRule="auto" w:after="0"/>
+        <w:ind w:left="0" w:right="0" w:firstLine="0"/>
         <w:rPr>
           <w:rFonts w:ascii="Calibri" w:cs="Calibri" w:eastAsia="Calibri" w:hAnsi="Calibri"/>
           <w:b w:val="1"/>
@@ -624,22 +517,22 @@
       <w:r>
         <w:rPr>
           <w:rFonts w:ascii="Calibri" w:cs="Calibri" w:eastAsia="Calibri" w:hAnsi="Calibri"/>
+          <w:b/>
+          <w:sz w:val="20"/>
+          <w:szCs w:val="23"/>
+          <w:rtl w:val="0"/>
+        </w:rPr>
+        <w:t>[[EXP_2_COMPANY]]</w:t>
+      </w:r>
+      <w:r>
+        <w:rPr>
+          <w:rFonts w:ascii="Calibri" w:cs="Calibri" w:eastAsia="Calibri" w:hAnsi="Calibri"/>
+          <w:b w:val="1"/>
+          <w:bCs w:val="1"/>
           <w:sz w:val="23"/>
           <w:szCs w:val="23"/>
           <w:rtl w:val="0"/>
         </w:rPr>
-        <w:t xml:space="preserve">   </w:t>
-      </w:r>
-      <w:r>
-        <w:rPr>
-          <w:rFonts w:ascii="Calibri" w:cs="Calibri" w:eastAsia="Calibri" w:hAnsi="Calibri"/>
-          <w:b w:val="1"/>
-          <w:bCs w:val="1"/>
-          <w:sz w:val="23"/>
-          <w:szCs w:val="23"/>
-          <w:rtl w:val="0"/>
-        </w:rPr>
-        <w:t xml:space="preserve">[[EXP_2_COMPAGNY]]</w:t>
       </w:r>
     </w:p>
     <w:p>
@@ -651,7 +544,8 @@
           <w:right w:space="0" w:sz="0" w:val="nil"/>
           <w:between w:space="0" w:sz="0" w:val="nil"/>
         </w:pBdr>
-        <w:spacing w:before="10" w:lineRule="auto"/>
+        <w:spacing w:before="0" w:lineRule="auto" w:after="0"/>
+        <w:ind w:left="0" w:right="0" w:firstLine="0"/>
         <w:rPr>
           <w:rFonts w:ascii="Calibri" w:cs="Calibri" w:eastAsia="Calibri" w:hAnsi="Calibri"/>
           <w:b w:val="1"/>
@@ -663,13 +557,13 @@
       <w:r>
         <w:rPr>
           <w:rFonts w:ascii="Calibri" w:cs="Calibri" w:eastAsia="Calibri" w:hAnsi="Calibri"/>
-          <w:b w:val="1"/>
-          <w:bCs w:val="1"/>
-          <w:sz w:val="23"/>
+          <w:b/>
+          <w:bCs w:val="1"/>
+          <w:sz w:val="20"/>
           <w:szCs w:val="23"/>
           <w:rtl w:val="0"/>
         </w:rPr>
-        <w:t xml:space="preserve">   [[EXP_2_POSITION_TITLE]] - </w:t>
+        <w:t>[[EXP_2_POSITION_TITLE]]</w:t>
       </w:r>
     </w:p>
     <w:p>
@@ -681,7 +575,8 @@
           <w:right w:space="0" w:sz="0" w:val="nil"/>
           <w:between w:space="0" w:sz="0" w:val="nil"/>
         </w:pBdr>
-        <w:spacing w:before="10" w:lineRule="auto"/>
+        <w:spacing w:before="0" w:lineRule="auto" w:after="0"/>
+        <w:ind w:left="0" w:right="0" w:firstLine="0"/>
         <w:rPr>
           <w:rFonts w:ascii="Calibri" w:cs="Calibri" w:eastAsia="Calibri" w:hAnsi="Calibri"/>
           <w:sz w:val="23"/>
@@ -691,38 +586,12 @@
       <w:r>
         <w:rPr>
           <w:rFonts w:ascii="Calibri" w:cs="Calibri" w:eastAsia="Calibri" w:hAnsi="Calibri"/>
-          <w:sz w:val="23"/>
+          <w:b w:val="0"/>
+          <w:sz w:val="20"/>
           <w:szCs w:val="23"/>
           <w:rtl w:val="0"/>
         </w:rPr>
-        <w:t xml:space="preserve">   [[EXP_2_LOCATION]] - [[EXP_2_DATES]]</w:t>
-      </w:r>
-    </w:p>
-    <w:p>
-      <w:pPr>
-        <w:tabs>
-          <w:tab w:val="left" w:leader="none" w:pos="8621"/>
-        </w:tabs>
-        <w:spacing w:before="11" w:line="251" w:lineRule="auto"/>
-        <w:ind w:left="180" w:firstLine="0"/>
-        <w:rPr>
-          <w:rFonts w:ascii="Calibri" w:cs="Calibri" w:eastAsia="Calibri" w:hAnsi="Calibri"/>
-        </w:rPr>
-      </w:pPr>
-      <w:r>
-        <w:rPr>
-          <w:rFonts w:ascii="Calibri" w:cs="Calibri" w:eastAsia="Calibri" w:hAnsi="Calibri"/>
-          <w:b w:val="1"/>
-          <w:bCs w:val="1"/>
-          <w:rtl w:val="0"/>
-        </w:rPr>
-        <w:tab/>
-        <w:t xml:space="preserve">                                     </w:t>
-      </w:r>
-      <w:r>
-        <w:rPr>
-          <w:rtl w:val="0"/>
-        </w:rPr>
+        <w:t>[[EXP_2_LOCATION]] - [[EXP_2_DATES]]</w:t>
       </w:r>
     </w:p>
     <w:p>
@@ -735,55 +604,151 @@
           <w:tab w:val="left" w:leader="none" w:pos="839"/>
           <w:tab w:val="left" w:leader="none" w:pos="840"/>
         </w:tabs>
-        <w:spacing w:line="267" w:lineRule="auto"/>
+        <w:spacing w:line="267" w:lineRule="auto" w:before="0" w:after="60"/>
         <w:ind w:left="839" w:hanging="360"/>
         <w:rPr/>
       </w:pPr>
       <w:r>
         <w:rPr>
           <w:rFonts w:ascii="Calibri" w:cs="Calibri" w:eastAsia="Calibri" w:hAnsi="Calibri"/>
-          <w:rtl w:val="0"/>
-        </w:rPr>
-        <w:t xml:space="preserve">[[EXP_2_BULLETS]]</w:t>
-      </w:r>
-      <w:r>
-        <w:rPr>
-          <w:rtl w:val="0"/>
-        </w:rPr>
-      </w:r>
-    </w:p>
-    <w:p>
-      <w:pPr>
-        <w:pStyle w:val="Heading1"/>
-        <w:spacing w:before="1" w:lineRule="auto"/>
+          <w:b w:val="0"/>
+          <w:sz w:val="20"/>
+          <w:rtl w:val="0"/>
+        </w:rPr>
+        <w:t>[[EXP_2_BULLETS]]</w:t>
+      </w:r>
+      <w:r>
+        <w:rPr>
+          <w:rtl w:val="0"/>
+        </w:rPr>
+      </w:r>
+    </w:p>
+    <w:p>
+      <w:pPr>
+        <w:spacing w:before="60" w:lineRule="auto" w:after="0"/>
+        <w:ind w:left="0" w:right="0" w:firstLine="0"/>
+        <w:rPr>
+          <w:rFonts w:ascii="Calibri" w:cs="Calibri" w:eastAsia="Calibri" w:hAnsi="Calibri"/>
+          <w:b w:val="1"/>
+          <w:bCs w:val="1"/>
+          <w:sz w:val="23"/>
+          <w:szCs w:val="23"/>
+        </w:rPr>
+      </w:pPr>
+      <w:r>
+        <w:rPr>
+          <w:rFonts w:ascii="Calibri" w:cs="Calibri" w:eastAsia="Calibri" w:hAnsi="Calibri"/>
+          <w:b/>
+          <w:sz w:val="20"/>
+          <w:szCs w:val="23"/>
+          <w:rtl w:val="0"/>
+        </w:rPr>
+        <w:t>[[EXP_3_COMPANY]]</w:t>
+      </w:r>
+      <w:r>
+        <w:rPr>
+          <w:rFonts w:ascii="Calibri" w:cs="Calibri" w:eastAsia="Calibri" w:hAnsi="Calibri"/>
+          <w:b w:val="1"/>
+          <w:bCs w:val="1"/>
+          <w:sz w:val="23"/>
+          <w:szCs w:val="23"/>
+          <w:rtl w:val="0"/>
+        </w:rPr>
+      </w:r>
+    </w:p>
+    <w:p>
+      <w:pPr>
+        <w:spacing w:before="0" w:lineRule="auto" w:after="0"/>
+        <w:ind w:left="0" w:right="0" w:firstLine="0"/>
+        <w:rPr>
+          <w:rFonts w:ascii="Calibri" w:cs="Calibri" w:eastAsia="Calibri" w:hAnsi="Calibri"/>
+          <w:b w:val="1"/>
+          <w:bCs w:val="1"/>
+          <w:sz w:val="23"/>
+          <w:szCs w:val="23"/>
+        </w:rPr>
+      </w:pPr>
+      <w:r>
+        <w:rPr>
+          <w:rFonts w:ascii="Calibri" w:cs="Calibri" w:eastAsia="Calibri" w:hAnsi="Calibri"/>
+          <w:b/>
+          <w:bCs w:val="1"/>
+          <w:sz w:val="20"/>
+          <w:szCs w:val="23"/>
+          <w:rtl w:val="0"/>
+        </w:rPr>
+        <w:t>[[EXP_3_POSITION_TITLE]]</w:t>
+      </w:r>
+    </w:p>
+    <w:p>
+      <w:pPr>
+        <w:spacing w:before="0" w:lineRule="auto" w:after="0"/>
+        <w:ind w:left="0" w:right="0" w:firstLine="0"/>
+        <w:rPr>
+          <w:rFonts w:ascii="Calibri" w:cs="Calibri" w:eastAsia="Calibri" w:hAnsi="Calibri"/>
+          <w:sz w:val="23"/>
+          <w:szCs w:val="23"/>
+        </w:rPr>
+      </w:pPr>
+      <w:r>
+        <w:rPr>
+          <w:rFonts w:ascii="Calibri" w:cs="Calibri" w:eastAsia="Calibri" w:hAnsi="Calibri"/>
+          <w:b w:val="0"/>
+          <w:sz w:val="20"/>
+          <w:szCs w:val="23"/>
+          <w:rtl w:val="0"/>
+        </w:rPr>
+        <w:t>[[EXP_3_LOCATION]] - [[EXP_3_DATES]]</w:t>
+      </w:r>
+    </w:p>
+    <w:p>
+      <w:pPr>
+        <w:numPr>
+          <w:ilvl w:val="0"/>
+          <w:numId w:val="1"/>
+        </w:numPr>
+        <w:tabs>
+          <w:tab w:val="left" w:leader="none" w:pos="839"/>
+          <w:tab w:val="left" w:leader="none" w:pos="840"/>
+        </w:tabs>
+        <w:spacing w:line="267" w:lineRule="auto" w:before="0" w:after="60"/>
+        <w:ind w:left="839" w:hanging="359"/>
+      </w:pPr>
+      <w:r>
+        <w:rPr>
+          <w:rFonts w:ascii="Calibri" w:cs="Calibri" w:eastAsia="Calibri" w:hAnsi="Calibri"/>
+          <w:b w:val="0"/>
+          <w:sz w:val="20"/>
+          <w:rtl w:val="0"/>
+        </w:rPr>
+        <w:t>[[EXP_3_BULLETS]]</w:t>
+      </w:r>
+      <w:r>
+        <w:rPr>
+          <w:rtl w:val="0"/>
+        </w:rPr>
+      </w:r>
+    </w:p>
+    <w:p>
+      <w:pPr>
+        <w:spacing w:before="80" w:after="40"/>
+        <w:ind w:left="0" w:right="0" w:firstLine="0"/>
         <w:jc w:val="center"/>
         <w:rPr>
           <w:rFonts w:ascii="Calibri" w:cs="Calibri" w:eastAsia="Calibri" w:hAnsi="Calibri"/>
-        </w:rPr>
-      </w:pPr>
-      <w:r>
-        <w:rPr>
-          <w:rFonts w:ascii="Calibri" w:cs="Calibri" w:eastAsia="Calibri" w:hAnsi="Calibri"/>
-          <w:rtl w:val="0"/>
-        </w:rPr>
-        <w:t xml:space="preserve">        </w:t>
-      </w:r>
-    </w:p>
-    <w:p>
-      <w:pPr>
-        <w:pStyle w:val="Heading1"/>
-        <w:spacing w:before="1" w:lineRule="auto"/>
-        <w:jc w:val="center"/>
-        <w:rPr>
-          <w:rFonts w:ascii="Calibri" w:cs="Calibri" w:eastAsia="Calibri" w:hAnsi="Calibri"/>
-        </w:rPr>
-      </w:pPr>
-      <w:r>
-        <w:rPr>
-          <w:rFonts w:ascii="Calibri" w:cs="Calibri" w:eastAsia="Calibri" w:hAnsi="Calibri"/>
-          <w:rtl w:val="0"/>
-        </w:rPr>
-        <w:t xml:space="preserve">Leadership et activités</w:t>
+          <w:b w:val="1"/>
+          <w:bCs w:val="1"/>
+        </w:rPr>
+      </w:pPr>
+      <w:r>
+        <w:rPr>
+          <w:rFonts w:ascii="Calibri" w:cs="Calibri" w:eastAsia="Calibri" w:hAnsi="Calibri"/>
+          <w:b/>
+          <w:bCs w:val="1"/>
+          <w:sz w:val="22"/>
+          <w:rtl w:val="0"/>
+        </w:rPr>
+        <w:t>Compétences &amp; langues</w:t>
       </w:r>
     </w:p>
     <w:p>
@@ -795,53 +760,31 @@
           <w:right w:space="0" w:sz="0" w:val="nil"/>
           <w:between w:space="0" w:sz="0" w:val="nil"/>
         </w:pBdr>
-        <w:tabs>
-          <w:tab w:val="left" w:leader="none" w:pos="8622"/>
-        </w:tabs>
-        <w:spacing w:before="11" w:line="251" w:lineRule="auto"/>
-        <w:ind w:left="180" w:firstLine="0"/>
-        <w:rPr>
-          <w:rFonts w:ascii="Calibri" w:cs="Calibri" w:eastAsia="Calibri" w:hAnsi="Calibri"/>
-          <w:color w:val="000000"/>
-        </w:rPr>
-      </w:pPr>
-      <w:r>
-        <w:rPr>
-          <w:rFonts w:ascii="Calibri" w:cs="Calibri" w:eastAsia="Calibri" w:hAnsi="Calibri"/>
-          <w:b w:val="1"/>
-          <w:bCs w:val="1"/>
-          <w:rtl w:val="0"/>
-        </w:rPr>
-        <w:t xml:space="preserve">[[LEAD_1_ROLE]] - </w:t>
-      </w:r>
-      <w:r>
-        <w:rPr>
-          <w:rFonts w:ascii="Calibri" w:cs="Calibri" w:eastAsia="Calibri" w:hAnsi="Calibri"/>
-          <w:rtl w:val="0"/>
-        </w:rPr>
-        <w:t xml:space="preserve">[[LEAD_1_LOCATION]] - [[LEAD_1_DATES]]</w:t>
-      </w:r>
-      <w:r>
-        <w:rPr>
-          <w:rFonts w:ascii="Calibri" w:cs="Calibri" w:eastAsia="Calibri" w:hAnsi="Calibri"/>
-          <w:b w:val="1"/>
-          <w:bCs w:val="1"/>
-          <w:rtl w:val="0"/>
-        </w:rPr>
-        <w:br w:type="textWrapping"/>
-      </w:r>
-      <w:r>
-        <w:rPr>
-          <w:rtl w:val="0"/>
-        </w:rPr>
-      </w:r>
-    </w:p>
-    <w:p>
-      <w:pPr>
-        <w:numPr>
-          <w:ilvl w:val="0"/>
-          <w:numId w:val="1"/>
-        </w:numPr>
+        <w:spacing w:before="0" w:lineRule="auto" w:after="20"/>
+        <w:ind w:left="0" w:right="0" w:firstLine="0"/>
+        <w:rPr>
+          <w:rFonts w:ascii="Calibri" w:cs="Calibri" w:eastAsia="Calibri" w:hAnsi="Calibri"/>
+        </w:rPr>
+      </w:pPr>
+      <w:r>
+        <w:rPr>
+          <w:rFonts w:ascii="Calibri" w:cs="Calibri" w:eastAsia="Calibri" w:hAnsi="Calibri"/>
+          <w:b w:val="0"/>
+          <w:bCs w:val="1"/>
+          <w:sz w:val="20"/>
+          <w:rtl w:val="0"/>
+        </w:rPr>
+        <w:t>Compétences techniques : [[TECHNICAL_SKILLS]]</w:t>
+      </w:r>
+      <w:r>
+        <w:rPr>
+          <w:rFonts w:ascii="Calibri" w:cs="Calibri" w:eastAsia="Calibri" w:hAnsi="Calibri"/>
+          <w:rtl w:val="0"/>
+        </w:rPr>
+      </w:r>
+    </w:p>
+    <w:p>
+      <w:pPr>
         <w:pBdr>
           <w:top w:space="0" w:sz="0" w:val="nil"/>
           <w:left w:space="0" w:sz="0" w:val="nil"/>
@@ -849,523 +792,35 @@
           <w:right w:space="0" w:sz="0" w:val="nil"/>
           <w:between w:space="0" w:sz="0" w:val="nil"/>
         </w:pBdr>
-        <w:tabs>
-          <w:tab w:val="left" w:leader="none" w:pos="840"/>
-          <w:tab w:val="left" w:leader="none" w:pos="841"/>
-        </w:tabs>
-        <w:spacing w:line="249" w:lineRule="auto"/>
-        <w:ind w:left="840" w:right="1064" w:hanging="360"/>
-        <w:rPr>
+        <w:spacing w:before="0" w:lineRule="auto" w:after="20"/>
+        <w:ind w:left="0" w:right="0" w:firstLine="0"/>
+        <w:rPr>
+          <w:rFonts w:ascii="Calibri" w:cs="Calibri" w:eastAsia="Calibri" w:hAnsi="Calibri"/>
+        </w:rPr>
+      </w:pPr>
+      <w:r>
+        <w:rPr>
+          <w:rFonts w:ascii="Calibri" w:cs="Calibri" w:eastAsia="Calibri" w:hAnsi="Calibri"/>
+          <w:b w:val="0"/>
+          <w:bCs w:val="1"/>
           <w:color w:val="000000"/>
-        </w:rPr>
-      </w:pPr>
-      <w:r>
-        <w:rPr>
-          <w:rFonts w:ascii="Calibri" w:cs="Calibri" w:eastAsia="Calibri" w:hAnsi="Calibri"/>
-          <w:rtl w:val="0"/>
-        </w:rPr>
-        <w:t xml:space="preserve">[[LEAD_1_BULLETS]]</w:t>
-      </w:r>
-      <w:r>
-        <w:rPr>
-          <w:rtl w:val="0"/>
-        </w:rPr>
-      </w:r>
-    </w:p>
-    <w:p>
-      <w:pPr>
-        <w:ind w:left="3951" w:firstLine="0"/>
-        <w:rPr>
-          <w:rFonts w:ascii="Calibri" w:cs="Calibri" w:eastAsia="Calibri" w:hAnsi="Calibri"/>
-          <w:b w:val="1"/>
-          <w:bCs w:val="1"/>
-        </w:rPr>
-      </w:pPr>
-      <w:r>
-        <w:rPr>
-          <w:rtl w:val="0"/>
-        </w:rPr>
-      </w:r>
-    </w:p>
-    <w:p>
-      <w:pPr>
-        <w:ind w:left="3951" w:firstLine="0"/>
-        <w:rPr>
-          <w:rFonts w:ascii="Calibri" w:cs="Calibri" w:eastAsia="Calibri" w:hAnsi="Calibri"/>
-          <w:b w:val="1"/>
-          <w:bCs w:val="1"/>
-        </w:rPr>
-      </w:pPr>
-      <w:r>
-        <w:rPr>
-          <w:rFonts w:ascii="Calibri" w:cs="Calibri" w:eastAsia="Calibri" w:hAnsi="Calibri"/>
-          <w:b w:val="1"/>
-          <w:bCs w:val="1"/>
-          <w:rtl w:val="0"/>
-        </w:rPr>
-        <w:t xml:space="preserve">     Compétences et intérêts</w:t>
-      </w:r>
-    </w:p>
-    <w:p>
-      <w:pPr>
-        <w:pBdr>
-          <w:top w:space="0" w:sz="0" w:val="nil"/>
-          <w:left w:space="0" w:sz="0" w:val="nil"/>
-          <w:bottom w:space="0" w:sz="0" w:val="nil"/>
-          <w:right w:space="0" w:sz="0" w:val="nil"/>
-          <w:between w:space="0" w:sz="0" w:val="nil"/>
-        </w:pBdr>
-        <w:spacing w:before="11" w:lineRule="auto"/>
-        <w:ind w:left="180" w:firstLine="0"/>
-        <w:rPr>
-          <w:rFonts w:ascii="Calibri" w:cs="Calibri" w:eastAsia="Calibri" w:hAnsi="Calibri"/>
-          <w:b w:val="1"/>
-          <w:bCs w:val="1"/>
-        </w:rPr>
-      </w:pPr>
-      <w:r>
-        <w:rPr>
-          <w:rtl w:val="0"/>
-        </w:rPr>
-      </w:r>
-    </w:p>
-    <w:p>
-      <w:pPr>
-        <w:pBdr>
-          <w:top w:space="0" w:sz="0" w:val="nil"/>
-          <w:left w:space="0" w:sz="0" w:val="nil"/>
-          <w:bottom w:space="0" w:sz="0" w:val="nil"/>
-          <w:right w:space="0" w:sz="0" w:val="nil"/>
-          <w:between w:space="0" w:sz="0" w:val="nil"/>
-        </w:pBdr>
-        <w:spacing w:before="11" w:lineRule="auto"/>
-        <w:ind w:left="180" w:firstLine="0"/>
-        <w:rPr>
-          <w:rFonts w:ascii="Calibri" w:cs="Calibri" w:eastAsia="Calibri" w:hAnsi="Calibri"/>
-        </w:rPr>
-      </w:pPr>
-      <w:r>
-        <w:rPr>
-          <w:rFonts w:ascii="Calibri" w:cs="Calibri" w:eastAsia="Calibri" w:hAnsi="Calibri"/>
-          <w:b w:val="1"/>
-          <w:bCs w:val="1"/>
-          <w:rtl w:val="0"/>
-        </w:rPr>
-        <w:t xml:space="preserve">Compétences techniques : </w:t>
-      </w:r>
-      <w:r>
-        <w:rPr>
-          <w:rFonts w:ascii="Calibri" w:cs="Calibri" w:eastAsia="Calibri" w:hAnsi="Calibri"/>
-          <w:rtl w:val="0"/>
-        </w:rPr>
-        <w:t xml:space="preserve">[[TECHNICAL_SKILLS]]                           </w:t>
-      </w:r>
-    </w:p>
-    <w:p>
-      <w:pPr>
-        <w:pBdr>
-          <w:top w:space="0" w:sz="0" w:val="nil"/>
-          <w:left w:space="0" w:sz="0" w:val="nil"/>
-          <w:bottom w:space="0" w:sz="0" w:val="nil"/>
-          <w:right w:space="0" w:sz="0" w:val="nil"/>
-          <w:between w:space="0" w:sz="0" w:val="nil"/>
-        </w:pBdr>
-        <w:spacing w:before="11" w:lineRule="auto"/>
-        <w:ind w:left="180" w:firstLine="0"/>
-        <w:rPr>
-          <w:rFonts w:ascii="Calibri" w:cs="Calibri" w:eastAsia="Calibri" w:hAnsi="Calibri"/>
-        </w:rPr>
-      </w:pPr>
-      <w:r>
-        <w:rPr>
-          <w:rFonts w:ascii="Calibri" w:cs="Calibri" w:eastAsia="Calibri" w:hAnsi="Calibri"/>
-          <w:b w:val="1"/>
-          <w:bCs w:val="1"/>
-          <w:rtl w:val="0"/>
-        </w:rPr>
-        <w:t xml:space="preserve">Intérêts : </w:t>
-      </w:r>
-      <w:r>
-        <w:rPr>
-          <w:rFonts w:ascii="Calibri" w:cs="Calibri" w:eastAsia="Calibri" w:hAnsi="Calibri"/>
-          <w:rtl w:val="0"/>
-        </w:rPr>
-        <w:t xml:space="preserve">Parfumerie, Nouvelles Technologies, Sport , solo-trips (Amérique Latine, Asie, Europe)</w:t>
-      </w:r>
-    </w:p>
-    <w:p>
-      <w:pPr>
-        <w:pBdr>
-          <w:top w:space="0" w:sz="0" w:val="nil"/>
-          <w:left w:space="0" w:sz="0" w:val="nil"/>
-          <w:bottom w:space="0" w:sz="0" w:val="nil"/>
-          <w:right w:space="0" w:sz="0" w:val="nil"/>
-          <w:between w:space="0" w:sz="0" w:val="nil"/>
-        </w:pBdr>
-        <w:spacing w:before="11" w:lineRule="auto"/>
-        <w:ind w:left="180" w:firstLine="0"/>
-        <w:rPr>
-          <w:rFonts w:ascii="Calibri" w:cs="Calibri" w:eastAsia="Calibri" w:hAnsi="Calibri"/>
-        </w:rPr>
-      </w:pPr>
-      <w:r>
-        <w:rPr>
-          <w:rFonts w:ascii="Calibri" w:cs="Calibri" w:eastAsia="Calibri" w:hAnsi="Calibri"/>
-          <w:b w:val="1"/>
-          <w:bCs w:val="1"/>
-          <w:color w:val="000000"/>
-          <w:rtl w:val="0"/>
-        </w:rPr>
-        <w:t xml:space="preserve">Langues : </w:t>
-      </w:r>
-      <w:r>
-        <w:rPr>
-          <w:rFonts w:ascii="Calibri" w:cs="Calibri" w:eastAsia="Calibri" w:hAnsi="Calibri"/>
-          <w:rtl w:val="0"/>
-        </w:rPr>
-        <w:t xml:space="preserve">Français, Anglais (niveau C1 : autonome)</w:t>
-      </w:r>
-    </w:p>
-    <w:p>
-      <w:pPr>
-        <w:pBdr>
-          <w:top w:space="0" w:sz="0" w:val="nil"/>
-          <w:left w:space="0" w:sz="0" w:val="nil"/>
-          <w:bottom w:space="0" w:sz="0" w:val="nil"/>
-          <w:right w:space="0" w:sz="0" w:val="nil"/>
-          <w:between w:space="0" w:sz="0" w:val="nil"/>
-        </w:pBdr>
-        <w:spacing w:before="11" w:lineRule="auto"/>
-        <w:ind w:left="180" w:firstLine="0"/>
-        <w:rPr>
-          <w:rFonts w:ascii="Calibri" w:cs="Calibri" w:eastAsia="Calibri" w:hAnsi="Calibri"/>
-        </w:rPr>
-      </w:pPr>
-      <w:r>
-        <w:rPr>
-          <w:rtl w:val="0"/>
-        </w:rPr>
-      </w:r>
-    </w:p>
-    <w:p>
-      <w:pPr>
-        <w:pBdr>
-          <w:top w:space="0" w:sz="0" w:val="nil"/>
-          <w:left w:space="0" w:sz="0" w:val="nil"/>
-          <w:bottom w:space="0" w:sz="0" w:val="nil"/>
-          <w:right w:space="0" w:sz="0" w:val="nil"/>
-          <w:between w:space="0" w:sz="0" w:val="nil"/>
-        </w:pBdr>
-        <w:spacing w:before="11" w:lineRule="auto"/>
-        <w:ind w:left="180" w:firstLine="0"/>
-        <w:rPr>
-          <w:rFonts w:ascii="Calibri" w:cs="Calibri" w:eastAsia="Calibri" w:hAnsi="Calibri"/>
-        </w:rPr>
-      </w:pPr>
-      <w:r>
-        <w:rPr>
-          <w:rtl w:val="0"/>
-        </w:rPr>
-      </w:r>
-    </w:p>
-    <w:p>
-      <w:pPr>
-        <w:pBdr>
-          <w:top w:space="0" w:sz="0" w:val="nil"/>
-          <w:left w:space="0" w:sz="0" w:val="nil"/>
-          <w:bottom w:space="0" w:sz="0" w:val="nil"/>
-          <w:right w:space="0" w:sz="0" w:val="nil"/>
-          <w:between w:space="0" w:sz="0" w:val="nil"/>
-        </w:pBdr>
-        <w:spacing w:before="11" w:lineRule="auto"/>
-        <w:ind w:left="180" w:firstLine="0"/>
-        <w:rPr>
-          <w:rFonts w:ascii="Calibri" w:cs="Calibri" w:eastAsia="Calibri" w:hAnsi="Calibri"/>
-        </w:rPr>
-      </w:pPr>
-      <w:r>
-        <w:rPr>
-          <w:rtl w:val="0"/>
-        </w:rPr>
-      </w:r>
-    </w:p>
-    <w:p>
-      <w:pPr>
-        <w:pBdr>
-          <w:top w:space="0" w:sz="0" w:val="nil"/>
-          <w:left w:space="0" w:sz="0" w:val="nil"/>
-          <w:bottom w:space="0" w:sz="0" w:val="nil"/>
-          <w:right w:space="0" w:sz="0" w:val="nil"/>
-          <w:between w:space="0" w:sz="0" w:val="nil"/>
-        </w:pBdr>
-        <w:spacing w:before="11" w:lineRule="auto"/>
-        <w:ind w:left="180" w:firstLine="0"/>
-        <w:rPr>
-          <w:rFonts w:ascii="Calibri" w:cs="Calibri" w:eastAsia="Calibri" w:hAnsi="Calibri"/>
-        </w:rPr>
-      </w:pPr>
-      <w:r>
-        <w:rPr>
-          <w:rtl w:val="0"/>
-        </w:rPr>
-      </w:r>
-    </w:p>
-    <w:p>
-      <w:pPr>
-        <w:pBdr>
-          <w:top w:space="0" w:sz="0" w:val="nil"/>
-          <w:left w:space="0" w:sz="0" w:val="nil"/>
-          <w:bottom w:space="0" w:sz="0" w:val="nil"/>
-          <w:right w:space="0" w:sz="0" w:val="nil"/>
-          <w:between w:space="0" w:sz="0" w:val="nil"/>
-        </w:pBdr>
-        <w:spacing w:before="11" w:lineRule="auto"/>
-        <w:ind w:left="180" w:firstLine="0"/>
-        <w:rPr>
-          <w:rFonts w:ascii="Calibri" w:cs="Calibri" w:eastAsia="Calibri" w:hAnsi="Calibri"/>
-        </w:rPr>
-      </w:pPr>
-      <w:r>
-        <w:rPr>
-          <w:rtl w:val="0"/>
-        </w:rPr>
-      </w:r>
-    </w:p>
-    <w:p>
-      <w:pPr>
-        <w:pBdr>
-          <w:top w:space="0" w:sz="0" w:val="nil"/>
-          <w:left w:space="0" w:sz="0" w:val="nil"/>
-          <w:bottom w:space="0" w:sz="0" w:val="nil"/>
-          <w:right w:space="0" w:sz="0" w:val="nil"/>
-          <w:between w:space="0" w:sz="0" w:val="nil"/>
-        </w:pBdr>
-        <w:spacing w:before="11" w:lineRule="auto"/>
-        <w:ind w:left="180" w:firstLine="0"/>
-        <w:rPr>
-          <w:rFonts w:ascii="Calibri" w:cs="Calibri" w:eastAsia="Calibri" w:hAnsi="Calibri"/>
-        </w:rPr>
-      </w:pPr>
-      <w:r>
-        <w:rPr>
-          <w:rtl w:val="0"/>
-        </w:rPr>
-      </w:r>
-    </w:p>
-    <w:p>
-      <w:pPr>
-        <w:pBdr>
-          <w:top w:space="0" w:sz="0" w:val="nil"/>
-          <w:left w:space="0" w:sz="0" w:val="nil"/>
-          <w:bottom w:space="0" w:sz="0" w:val="nil"/>
-          <w:right w:space="0" w:sz="0" w:val="nil"/>
-          <w:between w:space="0" w:sz="0" w:val="nil"/>
-        </w:pBdr>
-        <w:spacing w:before="11" w:lineRule="auto"/>
-        <w:ind w:left="180" w:firstLine="0"/>
-        <w:rPr>
-          <w:rFonts w:ascii="Calibri" w:cs="Calibri" w:eastAsia="Calibri" w:hAnsi="Calibri"/>
-        </w:rPr>
-      </w:pPr>
-      <w:r>
-        <w:rPr>
-          <w:rtl w:val="0"/>
-        </w:rPr>
-      </w:r>
-    </w:p>
-    <w:p>
-      <w:pPr>
-        <w:pBdr>
-          <w:top w:space="0" w:sz="0" w:val="nil"/>
-          <w:left w:space="0" w:sz="0" w:val="nil"/>
-          <w:bottom w:space="0" w:sz="0" w:val="nil"/>
-          <w:right w:space="0" w:sz="0" w:val="nil"/>
-          <w:between w:space="0" w:sz="0" w:val="nil"/>
-        </w:pBdr>
-        <w:spacing w:before="11" w:lineRule="auto"/>
-        <w:ind w:left="180" w:firstLine="0"/>
-        <w:rPr>
-          <w:rFonts w:ascii="Calibri" w:cs="Calibri" w:eastAsia="Calibri" w:hAnsi="Calibri"/>
-        </w:rPr>
-      </w:pPr>
-      <w:r>
-        <w:rPr>
-          <w:rtl w:val="0"/>
-        </w:rPr>
-      </w:r>
-    </w:p>
-    <w:p>
-      <w:pPr>
-        <w:pBdr>
-          <w:top w:space="0" w:sz="0" w:val="nil"/>
-          <w:left w:space="0" w:sz="0" w:val="nil"/>
-          <w:bottom w:space="0" w:sz="0" w:val="nil"/>
-          <w:right w:space="0" w:sz="0" w:val="nil"/>
-          <w:between w:space="0" w:sz="0" w:val="nil"/>
-        </w:pBdr>
-        <w:spacing w:before="11" w:lineRule="auto"/>
-        <w:ind w:left="180" w:firstLine="0"/>
-        <w:rPr>
-          <w:rFonts w:ascii="Calibri" w:cs="Calibri" w:eastAsia="Calibri" w:hAnsi="Calibri"/>
-        </w:rPr>
-      </w:pPr>
-      <w:r>
-        <w:rPr>
-          <w:rtl w:val="0"/>
-        </w:rPr>
-      </w:r>
-    </w:p>
-    <w:p>
-      <w:pPr>
-        <w:pBdr>
-          <w:top w:space="0" w:sz="0" w:val="nil"/>
-          <w:left w:space="0" w:sz="0" w:val="nil"/>
-          <w:bottom w:space="0" w:sz="0" w:val="nil"/>
-          <w:right w:space="0" w:sz="0" w:val="nil"/>
-          <w:between w:space="0" w:sz="0" w:val="nil"/>
-        </w:pBdr>
-        <w:spacing w:before="11" w:lineRule="auto"/>
-        <w:ind w:left="180" w:firstLine="0"/>
-        <w:rPr>
-          <w:rFonts w:ascii="Calibri" w:cs="Calibri" w:eastAsia="Calibri" w:hAnsi="Calibri"/>
-        </w:rPr>
-      </w:pPr>
-      <w:r>
-        <w:rPr>
-          <w:rtl w:val="0"/>
-        </w:rPr>
-      </w:r>
-    </w:p>
-    <w:p>
-      <w:pPr>
-        <w:pBdr>
-          <w:top w:space="0" w:sz="0" w:val="nil"/>
-          <w:left w:space="0" w:sz="0" w:val="nil"/>
-          <w:bottom w:space="0" w:sz="0" w:val="nil"/>
-          <w:right w:space="0" w:sz="0" w:val="nil"/>
-          <w:between w:space="0" w:sz="0" w:val="nil"/>
-        </w:pBdr>
-        <w:spacing w:before="11" w:lineRule="auto"/>
-        <w:ind w:left="180" w:firstLine="0"/>
-        <w:rPr>
-          <w:rFonts w:ascii="Calibri" w:cs="Calibri" w:eastAsia="Calibri" w:hAnsi="Calibri"/>
-        </w:rPr>
-      </w:pPr>
-      <w:r>
-        <w:rPr>
-          <w:rtl w:val="0"/>
-        </w:rPr>
-      </w:r>
-    </w:p>
-    <w:p>
-      <w:pPr>
-        <w:pBdr>
-          <w:top w:space="0" w:sz="0" w:val="nil"/>
-          <w:left w:space="0" w:sz="0" w:val="nil"/>
-          <w:bottom w:space="0" w:sz="0" w:val="nil"/>
-          <w:right w:space="0" w:sz="0" w:val="nil"/>
-          <w:between w:space="0" w:sz="0" w:val="nil"/>
-        </w:pBdr>
-        <w:spacing w:before="11" w:lineRule="auto"/>
-        <w:ind w:left="180" w:firstLine="0"/>
-        <w:rPr>
-          <w:rFonts w:ascii="Calibri" w:cs="Calibri" w:eastAsia="Calibri" w:hAnsi="Calibri"/>
-        </w:rPr>
-      </w:pPr>
-      <w:r>
-        <w:rPr>
-          <w:rtl w:val="0"/>
-        </w:rPr>
-      </w:r>
-    </w:p>
-    <w:p>
-      <w:pPr>
-        <w:pBdr>
-          <w:top w:space="0" w:sz="0" w:val="nil"/>
-          <w:left w:space="0" w:sz="0" w:val="nil"/>
-          <w:bottom w:space="0" w:sz="0" w:val="nil"/>
-          <w:right w:space="0" w:sz="0" w:val="nil"/>
-          <w:between w:space="0" w:sz="0" w:val="nil"/>
-        </w:pBdr>
-        <w:spacing w:before="11" w:lineRule="auto"/>
-        <w:ind w:left="180" w:firstLine="0"/>
-        <w:rPr>
-          <w:rFonts w:ascii="Calibri" w:cs="Calibri" w:eastAsia="Calibri" w:hAnsi="Calibri"/>
-        </w:rPr>
-      </w:pPr>
-      <w:r>
-        <w:rPr>
-          <w:rtl w:val="0"/>
-        </w:rPr>
-      </w:r>
-    </w:p>
-    <w:p>
-      <w:pPr>
-        <w:pBdr>
-          <w:top w:space="0" w:sz="0" w:val="nil"/>
-          <w:left w:space="0" w:sz="0" w:val="nil"/>
-          <w:bottom w:space="0" w:sz="0" w:val="nil"/>
-          <w:right w:space="0" w:sz="0" w:val="nil"/>
-          <w:between w:space="0" w:sz="0" w:val="nil"/>
-        </w:pBdr>
-        <w:spacing w:before="11" w:lineRule="auto"/>
-        <w:ind w:left="180" w:firstLine="0"/>
-        <w:rPr>
-          <w:rFonts w:ascii="Calibri" w:cs="Calibri" w:eastAsia="Calibri" w:hAnsi="Calibri"/>
-        </w:rPr>
-      </w:pPr>
-      <w:r>
-        <w:rPr>
-          <w:rtl w:val="0"/>
-        </w:rPr>
-      </w:r>
-    </w:p>
-    <w:p>
-      <w:pPr>
-        <w:pBdr>
-          <w:top w:space="0" w:sz="0" w:val="nil"/>
-          <w:left w:space="0" w:sz="0" w:val="nil"/>
-          <w:bottom w:space="0" w:sz="0" w:val="nil"/>
-          <w:right w:space="0" w:sz="0" w:val="nil"/>
-          <w:between w:space="0" w:sz="0" w:val="nil"/>
-        </w:pBdr>
-        <w:spacing w:before="11" w:lineRule="auto"/>
-        <w:ind w:left="180" w:firstLine="0"/>
-        <w:rPr>
-          <w:rFonts w:ascii="Calibri" w:cs="Calibri" w:eastAsia="Calibri" w:hAnsi="Calibri"/>
-        </w:rPr>
-      </w:pPr>
-      <w:r>
-        <w:rPr>
-          <w:rtl w:val="0"/>
-        </w:rPr>
-      </w:r>
-    </w:p>
-    <w:p>
-      <w:pPr>
-        <w:pBdr>
-          <w:top w:space="0" w:sz="0" w:val="nil"/>
-          <w:left w:space="0" w:sz="0" w:val="nil"/>
-          <w:bottom w:space="0" w:sz="0" w:val="nil"/>
-          <w:right w:space="0" w:sz="0" w:val="nil"/>
-          <w:between w:space="0" w:sz="0" w:val="nil"/>
-        </w:pBdr>
-        <w:spacing w:before="11" w:lineRule="auto"/>
-        <w:ind w:left="180" w:firstLine="0"/>
-        <w:rPr>
-          <w:rFonts w:ascii="Calibri" w:cs="Calibri" w:eastAsia="Calibri" w:hAnsi="Calibri"/>
-        </w:rPr>
-      </w:pPr>
-      <w:r>
-        <w:rPr>
+          <w:sz w:val="20"/>
+          <w:rtl w:val="0"/>
+        </w:rPr>
+        <w:t>Langues : Français, Anglais (niveau C1 : autonome)</w:t>
+      </w:r>
+      <w:r>
+        <w:rPr>
+          <w:rFonts w:ascii="Calibri" w:cs="Calibri" w:eastAsia="Calibri" w:hAnsi="Calibri"/>
           <w:rtl w:val="0"/>
         </w:rPr>
       </w:r>
     </w:p>
     <w:sectPr>
       <w:type w:val="continuous"/>
-      <w:pgSz w:h="15840" w:w="12240" w:orient="portrait"/>
-      <w:pgMar w:bottom="280" w:top="1280" w:left="600" w:right="600" w:header="720" w:footer="720"/>
+      <w:pgSz w:h="16838" w:w="11906" w:orient="portrait"/>
+      <w:pgMar w:bottom="567" w:top="567" w:left="709" w:right="709" w:header="283" w:footer="283"/>
+      <w:cols w:num="1"/>
     </w:sectPr>
   </w:body>
 </w:document>
@@ -1493,6 +948,9 @@
   </w:docDefaults>
   <w:style w:type="table" w:styleId="TableNormal" w:default="1">
     <w:name w:val="TableNormal"/>
+    <w:rPr>
+      <w:rFonts w:ascii="Calibri" w:hAnsi="Calibri"/>
+    </w:rPr>
     <w:tblPr>
       <w:tblCellMar>
         <w:top w:w="100.0" w:type="dxa"/>
@@ -1504,6 +962,9 @@
   </w:style>
   <w:style w:type="paragraph" w:styleId="Normal" w:default="1">
     <w:name w:val="normal"/>
+    <w:rPr>
+      <w:rFonts w:ascii="Calibri" w:hAnsi="Calibri"/>
+    </w:rPr>
   </w:style>
   <w:style w:type="paragraph" w:styleId="Heading1">
     <w:name w:val="heading 1"/>
@@ -1511,6 +972,7 @@
     <w:next w:val="Normal"/>
     <w:pPr/>
     <w:rPr>
+      <w:rFonts w:ascii="Calibri" w:hAnsi="Calibri"/>
       <w:b w:val="1"/>
       <w:bCs w:val="1"/>
     </w:rPr>
@@ -1525,6 +987,7 @@
       <w:spacing w:after="80" w:before="360" w:lineRule="auto"/>
     </w:pPr>
     <w:rPr>
+      <w:rFonts w:ascii="Calibri" w:hAnsi="Calibri"/>
       <w:b w:val="1"/>
       <w:bCs w:val="1"/>
       <w:sz w:val="36"/>
@@ -1541,6 +1004,7 @@
       <w:spacing w:after="80" w:before="280" w:lineRule="auto"/>
     </w:pPr>
     <w:rPr>
+      <w:rFonts w:ascii="Calibri" w:hAnsi="Calibri"/>
       <w:b w:val="1"/>
       <w:bCs w:val="1"/>
       <w:sz w:val="28"/>
@@ -1557,6 +1021,7 @@
       <w:spacing w:after="40" w:before="240" w:lineRule="auto"/>
     </w:pPr>
     <w:rPr>
+      <w:rFonts w:ascii="Calibri" w:hAnsi="Calibri"/>
       <w:b w:val="1"/>
       <w:bCs w:val="1"/>
       <w:sz w:val="24"/>
@@ -1573,6 +1038,7 @@
       <w:spacing w:after="40" w:before="220" w:lineRule="auto"/>
     </w:pPr>
     <w:rPr>
+      <w:rFonts w:ascii="Calibri" w:hAnsi="Calibri"/>
       <w:b w:val="1"/>
       <w:bCs w:val="1"/>
     </w:rPr>
@@ -1587,6 +1053,7 @@
       <w:spacing w:after="40" w:before="200" w:lineRule="auto"/>
     </w:pPr>
     <w:rPr>
+      <w:rFonts w:ascii="Calibri" w:hAnsi="Calibri"/>
       <w:b w:val="1"/>
       <w:bCs w:val="1"/>
       <w:sz w:val="20"/>
@@ -1603,6 +1070,7 @@
       <w:spacing w:after="120" w:before="480" w:lineRule="auto"/>
     </w:pPr>
     <w:rPr>
+      <w:rFonts w:ascii="Calibri" w:hAnsi="Calibri"/>
       <w:b w:val="1"/>
       <w:bCs w:val="1"/>
       <w:sz w:val="72"/>
@@ -1619,7 +1087,7 @@
       <w:spacing w:after="80" w:before="360" w:lineRule="auto"/>
     </w:pPr>
     <w:rPr>
-      <w:rFonts w:ascii="Georgia" w:cs="Georgia" w:eastAsia="Georgia" w:hAnsi="Georgia"/>
+      <w:rFonts w:ascii="Calibri" w:cs="Georgia" w:eastAsia="Georgia" w:hAnsi="Calibri"/>
       <w:i w:val="1"/>
       <w:iCs w:val="1"/>
       <w:color w:val="666666"/>
@@ -1629,6 +1097,9 @@
   </w:style>
   <w:style w:type="table" w:styleId="Table1">
     <w:basedOn w:val="TableNormal"/>
+    <w:rPr>
+      <w:rFonts w:ascii="Calibri" w:hAnsi="Calibri"/>
+    </w:rPr>
     <w:tblPr>
       <w:tblStyleRowBandSize w:val="1"/>
       <w:tblStyleColBandSize w:val="1"/>
